--- a/docx/knowledge-base/foundations/du-lieu-task-va-benchmark.docx
+++ b/docx/knowledge-base/foundations/du-lieu-task-va-benchmark.docx
@@ -2529,7 +2529,7 @@
         </w:numPr>
         <w:spacing w:after="80" w:line="320"/>
       </w:pPr>
-      <w:hyperlink w:history="1" r:id="rId1jgtgj9y77kimoc_b3zlg">
+      <w:hyperlink w:history="1" r:id="rIdcmmnpkknmcacqgp509bkk">
         <w:r>
           <w:rPr>
             <w:rStyle w:val="Hyperlink"/>
@@ -2550,7 +2550,7 @@
         </w:numPr>
         <w:spacing w:after="80" w:line="320"/>
       </w:pPr>
-      <w:hyperlink w:history="1" r:id="rIdyrum-l1aj38kc9cfdoecp">
+      <w:hyperlink w:history="1" r:id="rIdeeeq98jwabedjyxf-frfs">
         <w:r>
           <w:rPr>
             <w:rStyle w:val="Hyperlink"/>
@@ -2571,7 +2571,7 @@
         </w:numPr>
         <w:spacing w:after="80" w:line="320"/>
       </w:pPr>
-      <w:hyperlink w:history="1" r:id="rIdhom4qzqajoj1bwk0mry_4">
+      <w:hyperlink w:history="1" r:id="rIdazfecojnnhexjdhmrxtuu">
         <w:r>
           <w:rPr>
             <w:rStyle w:val="Hyperlink"/>
@@ -2592,7 +2592,7 @@
         </w:numPr>
         <w:spacing w:after="80" w:line="320"/>
       </w:pPr>
-      <w:hyperlink w:history="1" r:id="rIdpc--yl9wkre9exsqb6j39">
+      <w:hyperlink w:history="1" r:id="rIdz8-4o2oi4j-0fij69fkhw">
         <w:r>
           <w:rPr>
             <w:rStyle w:val="Hyperlink"/>
